--- a/investigación/DOC-06_Realidad_Problematica.docx
+++ b/investigación/DOC-06_Realidad_Problematica.docx
@@ -312,6 +312,22 @@
         <w:t xml:space="preserve">El gasto global en IA generativa a nivel empresarial ascendió a 37 mil millones de dólares en 2025, frente a 11.5 mil millones en 2024, lo que representa un crecimiento de 3.2 veces en un solo año (Menlo Ventures, 2025). El mercado de modelos de lenguaje de gran escala (LLM) para aplicaciones empresariales, valorado en 8.8 mil millones de dólares en 2025, proyecta alcanzar 71.1 mil millones de dólares en 2034, con una tasa de crecimiento anual compuesta del 26.1% (Global Market Insights, 2025). Este crecimiento no es solo en experimentación: las organizaciones pusieron 11 veces más modelos de IA en producción en 2025 en comparación con el año anterior (Databricks, 2025), lo que evidencia una transición del piloto al despliegue operativo real.</w:t>
       </w:r>
     </w:p>
+    <w:p xmlns:w="http://schemas.openxmlformats.org/wordprocessingml/2006/main">
+      <w:pPr>
+        <w:spacing w:line="480" w:lineRule="auto"/>
+        <w:ind w:firstLine="720"/>
+        <w:jc w:val="both"/>
+      </w:pPr>
+      <w:r>
+        <w:rPr>
+          <w:rFonts w:ascii="Times New Roman" w:cs="Times New Roman" w:eastAsia="Times New Roman" w:hAnsi="Times New Roman"/>
+          <w:color w:val="000000"/>
+          <w:sz w:val="24"/>
+          <w:szCs w:val="24"/>
+        </w:rPr>
+        <w:t xml:space="preserve">Sin embargo, este crecimiento viene acompañado de advertencias serias sobre la viabilidad de los proyectos agentes en producción. Gartner (2025) predice que más del 40% de los proyectos de IA agéntica serán cancelados antes de 2027 por costos escalantes y complejidad técnica de despliegue, lo que subraya la necesidad de evidencia empírica sobre qué diseños de agente son más robustos en producción.</w:t>
+      </w:r>
+    </w:p>
     <w:p>
       <w:pPr>
         <w:spacing w:line="480" w:lineRule="auto"/>
@@ -1128,6 +1144,22 @@
           <w:szCs w:val="24"/>
         </w:rPr>
         <w:t xml:space="preserve">Gan, T., &amp; Sun, Q. (2025). RAG-MCP: Mitigating prompt bloat in LLM tool selection via retrieval-augmented generation. arXiv. https://arxiv.org/abs/2505.03275</w:t>
+      </w:r>
+    </w:p>
+    <w:p>
+      <w:pPr>
+        <w:spacing w:line="480" w:lineRule="auto"/>
+        <w:ind w:left="720" w:hanging="720"/>
+        <w:jc w:val="both"/>
+      </w:pPr>
+      <w:r>
+        <w:rPr>
+          <w:rFonts w:ascii="Times New Roman" w:cs="Times New Roman" w:eastAsia="Times New Roman" w:hAnsi="Times New Roman"/>
+          <w:color w:val="000000"/>
+          <w:sz w:val="24"/>
+          <w:szCs w:val="24"/>
+        </w:rPr>
+        <w:t xml:space="preserve">Gartner. (2025, junio 25). Gartner predicts over 40 percent of agentic AI projects will be canceled by end of 2027 [Press release]. https://www.gartner.com/en/newsroom/press-releases/2025-06-25-gartner-predicts-over-40-percent-of-agentic-ai-projects-will-be-canceled-by-end-of-2027</w:t>
       </w:r>
     </w:p>
     <w:p>

--- a/investigación/DOC-06_Realidad_Problematica.docx
+++ b/investigación/DOC-06_Realidad_Problematica.docx
@@ -1303,7 +1303,7 @@
           <w:sz w:val="24"/>
           <w:szCs w:val="24"/>
         </w:rPr>
-        <w:t xml:space="preserve">Oxford Insights. (2024). Government AI readiness index 2024. Oxford Insights.</w:t>
+        <w:t xml:space="preserve">Oxford Insights. (2025). Government AI Readiness Index 2025. Oxford Insights. https://oxfordinsights.com/wp-content/uploads/2025/12/2025-Government-AI-Readiness-Index-2.pdf</w:t>
       </w:r>
     </w:p>
     <w:p>
